--- a/report/technical_document.docx
+++ b/report/technical_document.docx
@@ -3624,7 +3624,7 @@
           <w:b w:val="0"/>
           <w:sz w:val="21"/>
         </w:rPr>
-        <w:t>；HDMI 静态六屏人眼通过</w:t>
+        <w:t>（自证图、彩色状态面板、赛前 UI 已人眼确认）；</w:t>
       </w:r>
     </w:p>
     <w:p>
@@ -3638,14 +3638,14 @@
           <w:b w:val="0"/>
           <w:sz w:val="21"/>
         </w:rPr>
-        <w:t>（</w:t>
+        <w:t xml:space="preserve">HDMI 真视频环出 25 帧 </w:t>
       </w:r>
       <w:r>
         <w:rPr>
           <w:rFonts w:ascii="Consolas" w:hAnsi="Consolas" w:eastAsia="Consolas"/>
           <w:sz w:val="20"/>
         </w:rPr>
-        <w:t>HDMI_VISUAL_OK</w:t>
+        <w:t>under=0</w:t>
       </w:r>
       <w:r>
         <w:rPr>
@@ -3653,14 +3653,14 @@
           <w:b w:val="0"/>
           <w:sz w:val="21"/>
         </w:rPr>
-        <w:t xml:space="preserve">，2026-10-31 13:56）；HDMI 真视频环出 25 帧 </w:t>
+        <w:t>（</w:t>
       </w:r>
       <w:r>
         <w:rPr>
           <w:rFonts w:ascii="Consolas" w:hAnsi="Consolas" w:eastAsia="Consolas"/>
           <w:sz w:val="20"/>
         </w:rPr>
-        <w:t>under=0</w:t>
+        <w:t>HDMI_VIDEO_OK</w:t>
       </w:r>
       <w:r>
         <w:rPr>
@@ -3668,14 +3668,15 @@
           <w:b w:val="0"/>
           <w:sz w:val="21"/>
         </w:rPr>
-        <w:t xml:space="preserve"> （</w:t>
-      </w:r>
-      <w:r>
-        <w:rPr>
-          <w:rFonts w:ascii="Consolas" w:hAnsi="Consolas" w:eastAsia="Consolas"/>
-          <w:sz w:val="20"/>
-        </w:rPr>
-        <w:t>HDMI_VIDEO_OK</w:t>
+        <w:t xml:space="preserve">，机器级）。 </w:t>
+      </w:r>
+      <w:r>
+        <w:rPr>
+          <w:rFonts w:ascii="微软雅黑" w:hAnsi="微软雅黑" w:eastAsia="微软雅黑"/>
+          <w:b/>
+          <w:sz w:val="21"/>
+        </w:rPr>
+        <w:t>HDMI 静态六屏曾记 `HDMI_VISUAL_OK`，现已撤回</w:t>
       </w:r>
       <w:r>
         <w:rPr>
@@ -3683,7 +3684,98 @@
           <w:b w:val="0"/>
           <w:sz w:val="21"/>
         </w:rPr>
-        <w:t>，机器级）。</w:t>
+        <w:t xml:space="preserve">：同片复测出现整行循环移位，定量为 恒定 </w:t>
+      </w:r>
+      <w:r>
+        <w:rPr>
+          <w:rFonts w:ascii="Consolas" w:hAnsi="Consolas" w:eastAsia="Consolas"/>
+          <w:sz w:val="20"/>
+        </w:rPr>
+        <w:t>+313</w:t>
+      </w:r>
+      <w:r>
+        <w:rPr>
+          <w:rFonts w:ascii="微软雅黑" w:hAnsi="微软雅黑" w:eastAsia="微软雅黑"/>
+          <w:b w:val="0"/>
+          <w:sz w:val="21"/>
+        </w:rPr>
+        <w:t xml:space="preserve"> 列，属间歇性缺陷（证据文件 </w:t>
+      </w:r>
+      <w:r>
+        <w:rPr>
+          <w:rFonts w:ascii="Consolas" w:hAnsi="Consolas" w:eastAsia="Consolas"/>
+          <w:sz w:val="20"/>
+        </w:rPr>
+        <w:t>data/results/hdmi_visual_ok.json</w:t>
+      </w:r>
+      <w:r>
+        <w:rPr>
+          <w:rFonts w:ascii="微软雅黑" w:hAnsi="微软雅黑" w:eastAsia="微软雅黑"/>
+          <w:b w:val="0"/>
+          <w:sz w:val="21"/>
+        </w:rPr>
+        <w:t xml:space="preserve"> 现为 </w:t>
+      </w:r>
+      <w:r>
+        <w:rPr>
+          <w:rFonts w:ascii="Consolas" w:hAnsi="Consolas" w:eastAsia="Consolas"/>
+          <w:sz w:val="20"/>
+        </w:rPr>
+        <w:t>HDMI_VISUAL_RETRACTED</w:t>
+      </w:r>
+      <w:r>
+        <w:rPr>
+          <w:rFonts w:ascii="微软雅黑" w:hAnsi="微软雅黑" w:eastAsia="微软雅黑"/>
+          <w:b w:val="0"/>
+          <w:sz w:val="21"/>
+        </w:rPr>
+        <w:t xml:space="preserve">）。HDMI 通路的 </w:t>
+      </w:r>
+      <w:r>
+        <w:rPr>
+          <w:rFonts w:ascii="Consolas" w:hAnsi="Consolas" w:eastAsia="Consolas"/>
+          <w:sz w:val="20"/>
+        </w:rPr>
+        <w:t>BRAM_OK</w:t>
+      </w:r>
+      <w:r>
+        <w:rPr>
+          <w:rFonts w:ascii="微软雅黑" w:hAnsi="微软雅黑" w:eastAsia="微软雅黑"/>
+          <w:b w:val="0"/>
+          <w:sz w:val="21"/>
+        </w:rPr>
+        <w:t xml:space="preserve"> 成立、</w:t>
+      </w:r>
+      <w:r>
+        <w:rPr>
+          <w:rFonts w:ascii="Consolas" w:hAnsi="Consolas" w:eastAsia="Consolas"/>
+          <w:sz w:val="20"/>
+        </w:rPr>
+        <w:t>VISUAL_OK</w:t>
+      </w:r>
+      <w:r>
+        <w:rPr>
+          <w:rFonts w:ascii="微软雅黑" w:hAnsi="微软雅黑" w:eastAsia="微软雅黑"/>
+          <w:b w:val="0"/>
+          <w:sz w:val="21"/>
+        </w:rPr>
+        <w:t xml:space="preserve"> 不成立， </w:t>
+      </w:r>
+      <w:r>
+        <w:rPr>
+          <w:rFonts w:ascii="微软雅黑" w:hAnsi="微软雅黑" w:eastAsia="微软雅黑"/>
+          <w:b/>
+          <w:sz w:val="21"/>
+        </w:rPr>
+        <w:t>不作为交付演示通道</w:t>
+      </w:r>
+      <w:r>
+        <w:rPr>
+          <w:rFonts w:ascii="微软雅黑" w:hAnsi="微软雅黑" w:eastAsia="微软雅黑"/>
+          <w:b w:val="0"/>
+          <w:sz w:val="21"/>
+        </w:rPr>
+        <w:t>。</w:t>
       </w:r>
     </w:p>
     <w:p>
@@ -3856,7 +3948,7 @@
       <w:r>
         <w:drawing>
           <wp:inline xmlns:a="http://schemas.openxmlformats.org/drawingml/2006/main" xmlns:pic="http://schemas.openxmlformats.org/drawingml/2006/picture">
-            <wp:extent cx="5669280" cy="3779520"/>
+            <wp:extent cx="5669280" cy="3669137"/>
             <wp:docPr id="3" name="Picture 3"/>
             <wp:cNvGraphicFramePr>
               <a:graphicFrameLocks noChangeAspect="1"/>
@@ -3877,7 +3969,7 @@
                   <pic:spPr>
                     <a:xfrm>
                       <a:off x="0" y="0"/>
-                      <a:ext cx="5669280" cy="3779520"/>
+                      <a:ext cx="5669280" cy="3669137"/>
                     </a:xfrm>
                     <a:prstGeom prst="rect"/>
                   </pic:spPr>

--- a/report/technical_document.docx
+++ b/report/technical_document.docx
@@ -294,15 +294,24 @@
     </w:p>
     <w:p>
       <w:pPr>
-        <w:pStyle w:val="ListBullet"/>
+        <w:spacing w:after="120"/>
+        <w:ind w:firstLine="0"/>
       </w:pPr>
+      <w:r>
+        <w:rPr>
+          <w:rFonts w:ascii="微软雅黑" w:hAnsi="微软雅黑" w:eastAsia="微软雅黑"/>
+          <w:b w:val="0"/>
+          <w:sz w:val="21"/>
+        </w:rPr>
+        <w:t>候选同时扫</w:t>
+      </w:r>
       <w:r>
         <w:rPr>
           <w:rFonts w:ascii="微软雅黑" w:hAnsi="微软雅黑" w:eastAsia="微软雅黑"/>
           <w:b/>
           <w:sz w:val="21"/>
         </w:rPr>
-        <w:t>事件判定</w:t>
+        <w:t>草场内</w:t>
       </w:r>
       <w:r>
         <w:rPr>
@@ -310,7 +319,23 @@
           <w:b w:val="0"/>
           <w:sz w:val="21"/>
         </w:rPr>
-        <w:t>：按 FIFA「整球过线」口径判出界，另有进球与球权。</w:t>
+        <w:t>与</w:t>
+      </w:r>
+      <w:r>
+        <w:rPr>
+          <w:rFonts w:ascii="微软雅黑" w:hAnsi="微软雅黑" w:eastAsia="微软雅黑"/>
+          <w:b/>
+          <w:sz w:val="21"/>
+        </w:rPr>
+        <w:t>草场外（空中）</w:t>
+      </w:r>
+      <w:r>
+        <w:rPr>
+          <w:rFonts w:ascii="微软雅黑" w:hAnsi="微软雅黑" w:eastAsia="微软雅黑"/>
+          <w:b w:val="0"/>
+          <w:sz w:val="21"/>
+        </w:rPr>
+        <w:t>——球飞在广告牌上方时，只看草场内的掩膜会把它整块抹掉。</w:t>
       </w:r>
     </w:p>
     <w:p>
@@ -323,7 +348,7 @@
           <w:b/>
           <w:sz w:val="21"/>
         </w:rPr>
-        <w:t>存储与上位机</w:t>
+        <w:t>事件判定</w:t>
       </w:r>
       <w:r>
         <w:rPr>
@@ -331,7 +356,58 @@
           <w:b w:val="0"/>
           <w:sz w:val="21"/>
         </w:rPr>
-        <w:t>：板上 JSONL + summary + fsync 增量落盘；PC 端显示球场画布、事件流与 CSV。</w:t>
+        <w:t>：按 FIFA「整球过线」口径判出界，另有进球与球权。</w:t>
+      </w:r>
+    </w:p>
+    <w:p>
+      <w:pPr>
+        <w:pStyle w:val="ListBullet"/>
+      </w:pPr>
+      <w:r>
+        <w:rPr>
+          <w:rFonts w:ascii="微软雅黑" w:hAnsi="微软雅黑" w:eastAsia="微软雅黑"/>
+          <w:b/>
+          <w:sz w:val="21"/>
+        </w:rPr>
+        <w:t>存储与上位机</w:t>
+      </w:r>
+      <w:r>
+        <w:rPr>
+          <w:rFonts w:ascii="微软雅黑" w:hAnsi="微软雅黑" w:eastAsia="微软雅黑"/>
+          <w:b w:val="0"/>
+          <w:sz w:val="21"/>
+        </w:rPr>
+        <w:t>：板上 JSONL + summary + fsync 增量落盘；PC 端显示</w:t>
+      </w:r>
+      <w:r>
+        <w:rPr>
+          <w:rFonts w:ascii="微软雅黑" w:hAnsi="微软雅黑" w:eastAsia="微软雅黑"/>
+          <w:b/>
+          <w:sz w:val="21"/>
+        </w:rPr>
+        <w:t>真比赛画面 + 检测框 + 球</w:t>
+      </w:r>
+      <w:r>
+        <w:rPr>
+          <w:rFonts w:ascii="微软雅黑" w:hAnsi="微软雅黑" w:eastAsia="微软雅黑"/>
+          <w:b w:val="0"/>
+          <w:sz w:val="21"/>
+        </w:rPr>
+        <w:t>、</w:t>
+      </w:r>
+    </w:p>
+    <w:p>
+      <w:pPr>
+        <w:spacing w:after="120"/>
+        <w:ind w:firstLine="0"/>
+      </w:pPr>
+      <w:r>
+        <w:rPr>
+          <w:rFonts w:ascii="微软雅黑" w:hAnsi="微软雅黑" w:eastAsia="微软雅黑"/>
+          <w:b w:val="0"/>
+          <w:sz w:val="21"/>
+        </w:rPr>
+        <w:t>球场画布、事件流与 CSV。</w:t>
       </w:r>
     </w:p>
     <w:p>
@@ -3826,17 +3902,10 @@
       <w:r>
         <w:rPr>
           <w:rFonts w:ascii="微软雅黑" w:hAnsi="微软雅黑" w:eastAsia="微软雅黑"/>
-          <w:b w:val="0"/>
+          <w:b/>
           <w:sz w:val="21"/>
         </w:rPr>
-        <w:t>主机侧自检令牌：</w:t>
-      </w:r>
-      <w:r>
-        <w:rPr>
-          <w:rFonts w:ascii="Consolas" w:hAnsi="Consolas" w:eastAsia="Consolas"/>
-          <w:sz w:val="20"/>
-        </w:rPr>
-        <w:t>FULL_FLOW_OK</w:t>
+        <w:t>PC 端可直接看真比赛</w:t>
       </w:r>
       <w:r>
         <w:rPr>
@@ -3844,14 +3913,14 @@
           <w:b w:val="0"/>
           <w:sz w:val="21"/>
         </w:rPr>
-        <w:t>（ok=6 skip=1 fail=0）、</w:t>
+        <w:t>：</w:t>
       </w:r>
       <w:r>
         <w:rPr>
           <w:rFonts w:ascii="Consolas" w:hAnsi="Consolas" w:eastAsia="Consolas"/>
           <w:sz w:val="20"/>
         </w:rPr>
-        <w:t>RESULT_STORE_OK</w:t>
+        <w:t>pc_dashboard.py --video</w:t>
       </w:r>
       <w:r>
         <w:rPr>
@@ -3859,7 +3928,7 @@
           <w:b w:val="0"/>
           <w:sz w:val="21"/>
         </w:rPr>
-        <w:t>、</w:t>
+        <w:t xml:space="preserve"> 左栏显示原始比赛画面与检测框、球，</w:t>
       </w:r>
     </w:p>
     <w:p>
@@ -3869,25 +3938,19 @@
       </w:pPr>
       <w:r>
         <w:rPr>
-          <w:rFonts w:ascii="Consolas" w:hAnsi="Consolas" w:eastAsia="Consolas"/>
-          <w:sz w:val="20"/>
-        </w:rPr>
-        <w:t>PC_DASHBOARD_SELFTEST OK</w:t>
-      </w:r>
-      <w:r>
-        <w:rPr>
           <w:rFonts w:ascii="微软雅黑" w:hAnsi="微软雅黑" w:eastAsia="微软雅黑"/>
           <w:b w:val="0"/>
           <w:sz w:val="21"/>
         </w:rPr>
-        <w:t>、</w:t>
-      </w:r>
-      <w:r>
-        <w:rPr>
-          <w:rFonts w:ascii="Consolas" w:hAnsi="Consolas" w:eastAsia="Consolas"/>
-          <w:sz w:val="20"/>
-        </w:rPr>
-        <w:t>STATUS_DISPLAY_SELFTEST OK</w:t>
+        <w:t>与 LCD 面板、HDMI 环出共用</w:t>
+      </w:r>
+      <w:r>
+        <w:rPr>
+          <w:rFonts w:ascii="微软雅黑" w:hAnsi="微软雅黑" w:eastAsia="微软雅黑"/>
+          <w:b/>
+          <w:sz w:val="21"/>
+        </w:rPr>
+        <w:t>同一份</w:t>
       </w:r>
       <w:r>
         <w:rPr>
@@ -3895,22 +3958,7 @@
           <w:b w:val="0"/>
           <w:sz w:val="21"/>
         </w:rPr>
-        <w:t>、</w:t>
-      </w:r>
-      <w:r>
-        <w:rPr>
-          <w:rFonts w:ascii="Consolas" w:hAnsi="Consolas" w:eastAsia="Consolas"/>
-          <w:sz w:val="20"/>
-        </w:rPr>
-        <w:t>TEAM_ASSIGN_SELFTEST OK</w:t>
-      </w:r>
-      <w:r>
-        <w:rPr>
-          <w:rFonts w:ascii="微软雅黑" w:hAnsi="微软雅黑" w:eastAsia="微软雅黑"/>
-          <w:b w:val="0"/>
-          <w:sz w:val="21"/>
-        </w:rPr>
-        <w:t>；</w:t>
+        <w:t xml:space="preserve"> JSONL，三处显示不再各说各话；</w:t>
       </w:r>
     </w:p>
     <w:p>
@@ -3923,14 +3971,14 @@
           <w:b w:val="0"/>
           <w:sz w:val="21"/>
         </w:rPr>
-        <w:t xml:space="preserve">界面截图见 </w:t>
+        <w:t>主机侧自检令牌：</w:t>
       </w:r>
       <w:r>
         <w:rPr>
           <w:rFonts w:ascii="Consolas" w:hAnsi="Consolas" w:eastAsia="Consolas"/>
           <w:sz w:val="20"/>
         </w:rPr>
-        <w:t>report/figures/</w:t>
+        <w:t>FULL_FLOW_OK</w:t>
       </w:r>
       <w:r>
         <w:rPr>
@@ -3938,7 +3986,101 @@
           <w:b w:val="0"/>
           <w:sz w:val="21"/>
         </w:rPr>
-        <w:t>（PC 球场、LCD 状态面板、HDMI 带框图、赛前 UI）。</w:t>
+        <w:t>（ok=6 skip=1 fail=0）、</w:t>
+      </w:r>
+      <w:r>
+        <w:rPr>
+          <w:rFonts w:ascii="Consolas" w:hAnsi="Consolas" w:eastAsia="Consolas"/>
+          <w:sz w:val="20"/>
+        </w:rPr>
+        <w:t>RESULT_STORE_OK</w:t>
+      </w:r>
+      <w:r>
+        <w:rPr>
+          <w:rFonts w:ascii="微软雅黑" w:hAnsi="微软雅黑" w:eastAsia="微软雅黑"/>
+          <w:b w:val="0"/>
+          <w:sz w:val="21"/>
+        </w:rPr>
+        <w:t>、</w:t>
+      </w:r>
+    </w:p>
+    <w:p>
+      <w:pPr>
+        <w:spacing w:after="120"/>
+        <w:ind w:firstLine="0"/>
+      </w:pPr>
+      <w:r>
+        <w:rPr>
+          <w:rFonts w:ascii="Consolas" w:hAnsi="Consolas" w:eastAsia="Consolas"/>
+          <w:sz w:val="20"/>
+        </w:rPr>
+        <w:t>PC_DASHBOARD_SELFTEST OK</w:t>
+      </w:r>
+      <w:r>
+        <w:rPr>
+          <w:rFonts w:ascii="微软雅黑" w:hAnsi="微软雅黑" w:eastAsia="微软雅黑"/>
+          <w:b w:val="0"/>
+          <w:sz w:val="21"/>
+        </w:rPr>
+        <w:t>、</w:t>
+      </w:r>
+      <w:r>
+        <w:rPr>
+          <w:rFonts w:ascii="Consolas" w:hAnsi="Consolas" w:eastAsia="Consolas"/>
+          <w:sz w:val="20"/>
+        </w:rPr>
+        <w:t>STATUS_DISPLAY_SELFTEST OK</w:t>
+      </w:r>
+      <w:r>
+        <w:rPr>
+          <w:rFonts w:ascii="微软雅黑" w:hAnsi="微软雅黑" w:eastAsia="微软雅黑"/>
+          <w:b w:val="0"/>
+          <w:sz w:val="21"/>
+        </w:rPr>
+        <w:t>、</w:t>
+      </w:r>
+      <w:r>
+        <w:rPr>
+          <w:rFonts w:ascii="Consolas" w:hAnsi="Consolas" w:eastAsia="Consolas"/>
+          <w:sz w:val="20"/>
+        </w:rPr>
+        <w:t>TEAM_ASSIGN_SELFTEST OK</w:t>
+      </w:r>
+      <w:r>
+        <w:rPr>
+          <w:rFonts w:ascii="微软雅黑" w:hAnsi="微软雅黑" w:eastAsia="微软雅黑"/>
+          <w:b w:val="0"/>
+          <w:sz w:val="21"/>
+        </w:rPr>
+        <w:t>；</w:t>
+      </w:r>
+    </w:p>
+    <w:p>
+      <w:pPr>
+        <w:pStyle w:val="ListBullet"/>
+      </w:pPr>
+      <w:r>
+        <w:rPr>
+          <w:rFonts w:ascii="微软雅黑" w:hAnsi="微软雅黑" w:eastAsia="微软雅黑"/>
+          <w:b w:val="0"/>
+          <w:sz w:val="21"/>
+        </w:rPr>
+        <w:t xml:space="preserve">界面截图见 </w:t>
+      </w:r>
+      <w:r>
+        <w:rPr>
+          <w:rFonts w:ascii="Consolas" w:hAnsi="Consolas" w:eastAsia="Consolas"/>
+          <w:sz w:val="20"/>
+        </w:rPr>
+        <w:t>report/figures/</w:t>
+      </w:r>
+      <w:r>
+        <w:rPr>
+          <w:rFonts w:ascii="微软雅黑" w:hAnsi="微软雅黑" w:eastAsia="微软雅黑"/>
+          <w:b w:val="0"/>
+          <w:sz w:val="21"/>
+        </w:rPr>
+        <w:t>（PC 球场、PC 比赛画面 + 球、LCD 状态面板与同帧面板、HDMI 带框图、赛前 UI）。</w:t>
       </w:r>
     </w:p>
     <w:p>
@@ -4000,7 +4142,7 @@
       <w:r>
         <w:drawing>
           <wp:inline xmlns:a="http://schemas.openxmlformats.org/drawingml/2006/main" xmlns:pic="http://schemas.openxmlformats.org/drawingml/2006/picture">
-            <wp:extent cx="5669280" cy="3401568"/>
+            <wp:extent cx="5669280" cy="3566160"/>
             <wp:docPr id="4" name="Picture 4"/>
             <wp:cNvGraphicFramePr>
               <a:graphicFrameLocks noChangeAspect="1"/>
@@ -4009,11 +4151,63 @@
               <a:graphicData uri="http://schemas.openxmlformats.org/drawingml/2006/picture">
                 <pic:pic>
                   <pic:nvPicPr>
-                    <pic:cNvPr id="0" name="status_panel_lcd.png"/>
+                    <pic:cNvPr id="0" name="pc_dashboard_video_ball.png"/>
                     <pic:cNvPicPr/>
                   </pic:nvPicPr>
                   <pic:blipFill>
                     <a:blip r:embed="rId12"/>
+                    <a:stretch>
+                      <a:fillRect/>
+                    </a:stretch>
+                  </pic:blipFill>
+                  <pic:spPr>
+                    <a:xfrm>
+                      <a:off x="0" y="0"/>
+                      <a:ext cx="5669280" cy="3566160"/>
+                    </a:xfrm>
+                    <a:prstGeom prst="rect"/>
+                  </pic:spPr>
+                </pic:pic>
+              </a:graphicData>
+            </a:graphic>
+          </wp:inline>
+        </w:drawing>
+      </w:r>
+    </w:p>
+    <w:p>
+      <w:pPr>
+        <w:jc w:val="center"/>
+      </w:pPr>
+      <w:r>
+        <w:rPr>
+          <w:rFonts w:ascii="微软雅黑" w:hAnsi="微软雅黑" w:eastAsia="微软雅黑"/>
+          <w:color w:val="556577"/>
+          <w:sz w:val="18"/>
+        </w:rPr>
+        <w:t>PC 比赛画面 + 检测框 + 球（帧 106）</w:t>
+      </w:r>
+    </w:p>
+    <w:p>
+      <w:pPr>
+        <w:jc w:val="center"/>
+      </w:pPr>
+      <w:r>
+        <w:drawing>
+          <wp:inline xmlns:a="http://schemas.openxmlformats.org/drawingml/2006/main" xmlns:pic="http://schemas.openxmlformats.org/drawingml/2006/picture">
+            <wp:extent cx="5669280" cy="3401568"/>
+            <wp:docPr id="5" name="Picture 5"/>
+            <wp:cNvGraphicFramePr>
+              <a:graphicFrameLocks noChangeAspect="1"/>
+            </wp:cNvGraphicFramePr>
+            <a:graphic>
+              <a:graphicData uri="http://schemas.openxmlformats.org/drawingml/2006/picture">
+                <pic:pic>
+                  <pic:nvPicPr>
+                    <pic:cNvPr id="0" name="lcd_panel_ball_20261031.png"/>
+                    <pic:cNvPicPr/>
+                  </pic:nvPicPr>
+                  <pic:blipFill>
+                    <a:blip r:embed="rId13"/>
                     <a:stretch>
                       <a:fillRect/>
                     </a:stretch>
@@ -4042,7 +4236,7 @@
           <w:color w:val="556577"/>
           <w:sz w:val="18"/>
         </w:rPr>
-        <w:t>LCD 状态面板</w:t>
+        <w:t>LCD 800×480 面板，同一份 JSONL 同一帧</w:t>
       </w:r>
     </w:p>
     <w:p>
@@ -4052,8 +4246,60 @@
       <w:r>
         <w:drawing>
           <wp:inline xmlns:a="http://schemas.openxmlformats.org/drawingml/2006/main" xmlns:pic="http://schemas.openxmlformats.org/drawingml/2006/picture">
+            <wp:extent cx="5669280" cy="3401568"/>
+            <wp:docPr id="6" name="Picture 6"/>
+            <wp:cNvGraphicFramePr>
+              <a:graphicFrameLocks noChangeAspect="1"/>
+            </wp:cNvGraphicFramePr>
+            <a:graphic>
+              <a:graphicData uri="http://schemas.openxmlformats.org/drawingml/2006/picture">
+                <pic:pic>
+                  <pic:nvPicPr>
+                    <pic:cNvPr id="0" name="status_panel_lcd.png"/>
+                    <pic:cNvPicPr/>
+                  </pic:nvPicPr>
+                  <pic:blipFill>
+                    <a:blip r:embed="rId14"/>
+                    <a:stretch>
+                      <a:fillRect/>
+                    </a:stretch>
+                  </pic:blipFill>
+                  <pic:spPr>
+                    <a:xfrm>
+                      <a:off x="0" y="0"/>
+                      <a:ext cx="5669280" cy="3401568"/>
+                    </a:xfrm>
+                    <a:prstGeom prst="rect"/>
+                  </pic:spPr>
+                </pic:pic>
+              </a:graphicData>
+            </a:graphic>
+          </wp:inline>
+        </w:drawing>
+      </w:r>
+    </w:p>
+    <w:p>
+      <w:pPr>
+        <w:jc w:val="center"/>
+      </w:pPr>
+      <w:r>
+        <w:rPr>
+          <w:rFonts w:ascii="微软雅黑" w:hAnsi="微软雅黑" w:eastAsia="微软雅黑"/>
+          <w:color w:val="556577"/>
+          <w:sz w:val="18"/>
+        </w:rPr>
+        <w:t>LCD 状态面板</w:t>
+      </w:r>
+    </w:p>
+    <w:p>
+      <w:pPr>
+        <w:jc w:val="center"/>
+      </w:pPr>
+      <w:r>
+        <w:drawing>
+          <wp:inline xmlns:a="http://schemas.openxmlformats.org/drawingml/2006/main" xmlns:pic="http://schemas.openxmlformats.org/drawingml/2006/picture">
             <wp:extent cx="5669280" cy="3188970"/>
-            <wp:docPr id="5" name="Picture 5"/>
+            <wp:docPr id="7" name="Picture 7"/>
             <wp:cNvGraphicFramePr>
               <a:graphicFrameLocks noChangeAspect="1"/>
             </wp:cNvGraphicFramePr>
@@ -4065,7 +4311,7 @@
                     <pic:cNvPicPr/>
                   </pic:nvPicPr>
                   <pic:blipFill>
-                    <a:blip r:embed="rId13"/>
+                    <a:blip r:embed="rId15"/>
                     <a:stretch>
                       <a:fillRect/>
                     </a:stretch>

--- a/report/technical_document.docx
+++ b/report/technical_document.docx
@@ -4983,14 +4983,14 @@
                 <w:b w:val="0"/>
                 <w:sz w:val="18"/>
               </w:rPr>
-              <w:t xml:space="preserve">静态 </w:t>
+              <w:t xml:space="preserve">机器级 </w:t>
             </w:r>
             <w:r>
               <w:rPr>
                 <w:rFonts w:ascii="Consolas" w:hAnsi="Consolas" w:eastAsia="Consolas"/>
                 <w:sz w:val="17"/>
               </w:rPr>
-              <w:t>VISUAL_OK</w:t>
+              <w:t>BRAM_OK</w:t>
             </w:r>
             <w:r>
               <w:rPr>
@@ -5021,7 +5021,118 @@
                 <w:b w:val="0"/>
                 <w:sz w:val="18"/>
               </w:rPr>
-              <w:t>实时叠框回放未目视确认</w:t>
+              <w:t xml:space="preserve">静态 </w:t>
+            </w:r>
+            <w:r>
+              <w:rPr>
+                <w:rFonts w:ascii="Consolas" w:hAnsi="Consolas" w:eastAsia="Consolas"/>
+                <w:sz w:val="17"/>
+              </w:rPr>
+              <w:t>VISUAL_OK</w:t>
+            </w:r>
+            <w:r>
+              <w:rPr>
+                <w:rFonts w:ascii="微软雅黑" w:hAnsi="微软雅黑" w:eastAsia="微软雅黑"/>
+                <w:b w:val="0"/>
+                <w:sz w:val="18"/>
+              </w:rPr>
+              <w:t xml:space="preserve"> 当日撤回（复测出现整行循环移位 </w:t>
+            </w:r>
+            <w:r>
+              <w:rPr>
+                <w:rFonts w:ascii="Consolas" w:hAnsi="Consolas" w:eastAsia="Consolas"/>
+                <w:sz w:val="17"/>
+              </w:rPr>
+              <w:t>+313</w:t>
+            </w:r>
+            <w:r>
+              <w:rPr>
+                <w:rFonts w:ascii="微软雅黑" w:hAnsi="微软雅黑" w:eastAsia="微软雅黑"/>
+                <w:b w:val="0"/>
+                <w:sz w:val="18"/>
+              </w:rPr>
+              <w:t xml:space="preserve"> 列），实时叠框回放未目视确认</w:t>
+            </w:r>
+          </w:p>
+        </w:tc>
+      </w:tr>
+      <w:tr>
+        <w:tc>
+          <w:tcPr>
+            <w:tcW w:type="dxa" w:w="2160"/>
+          </w:tcPr>
+          <w:p>
+            <w:r/>
+            <w:r>
+              <w:rPr>
+                <w:rFonts w:ascii="微软雅黑" w:hAnsi="微软雅黑" w:eastAsia="微软雅黑"/>
+                <w:b w:val="0"/>
+                <w:sz w:val="18"/>
+              </w:rPr>
+              <w:t>视频入口（PC → 板）</w:t>
+            </w:r>
+          </w:p>
+        </w:tc>
+        <w:tc>
+          <w:tcPr>
+            <w:tcW w:type="dxa" w:w="2160"/>
+          </w:tcPr>
+          <w:p>
+            <w:r/>
+            <w:r>
+              <w:rPr>
+                <w:rFonts w:ascii="微软雅黑" w:hAnsi="微软雅黑" w:eastAsia="微软雅黑"/>
+                <w:b w:val="0"/>
+                <w:sz w:val="18"/>
+              </w:rPr>
+              <w:t>同一段 c03 走文件源与网络源</w:t>
+            </w:r>
+          </w:p>
+        </w:tc>
+        <w:tc>
+          <w:tcPr>
+            <w:tcW w:type="dxa" w:w="2160"/>
+          </w:tcPr>
+          <w:p>
+            <w:r/>
+            <w:r>
+              <w:rPr>
+                <w:rFonts w:ascii="微软雅黑" w:hAnsi="微软雅黑" w:eastAsia="微软雅黑"/>
+                <w:b w:val="0"/>
+                <w:sz w:val="18"/>
+              </w:rPr>
+              <w:t xml:space="preserve">两边 </w:t>
+            </w:r>
+            <w:r>
+              <w:rPr>
+                <w:rFonts w:ascii="Consolas" w:hAnsi="Consolas" w:eastAsia="Consolas"/>
+                <w:sz w:val="17"/>
+              </w:rPr>
+              <w:t>frames=250 detections=17</w:t>
+            </w:r>
+            <w:r>
+              <w:rPr>
+                <w:rFonts w:ascii="微软雅黑" w:hAnsi="微软雅黑" w:eastAsia="微软雅黑"/>
+                <w:b w:val="0"/>
+                <w:sz w:val="18"/>
+              </w:rPr>
+              <w:t>，带球帧集合同为 20 帧</w:t>
+            </w:r>
+          </w:p>
+        </w:tc>
+        <w:tc>
+          <w:tcPr>
+            <w:tcW w:type="dxa" w:w="2160"/>
+          </w:tcPr>
+          <w:p>
+            <w:r/>
+            <w:r>
+              <w:rPr>
+                <w:rFonts w:ascii="微软雅黑" w:hAnsi="微软雅黑" w:eastAsia="微软雅黑"/>
+                <w:b w:val="0"/>
+                <w:sz w:val="18"/>
+              </w:rPr>
+              <w:t>JPEG 有损，档位影响判决（q80 多 10 帧假球 ⇒ 默认 q95）；摄像头源未验</w:t>
             </w:r>
           </w:p>
         </w:tc>
@@ -5086,7 +5197,7 @@
                 <w:b w:val="0"/>
                 <w:sz w:val="18"/>
               </w:rPr>
-              <w:t>视频入口仍为本地文件</w:t>
+              <w:t>—</w:t>
             </w:r>
           </w:p>
         </w:tc>
@@ -5129,7 +5240,7 @@
           <w:b/>
           <w:sz w:val="21"/>
         </w:rPr>
-        <w:t>视频入口网络化（D015）</w:t>
+        <w:t>视频入口网络化（D015/D027）</w:t>
       </w:r>
       <w:r>
         <w:rPr>
@@ -5137,7 +5248,28 @@
           <w:b w:val="0"/>
           <w:sz w:val="21"/>
         </w:rPr>
-        <w:t>：把 PC 推流接进主线，摆脱板本地文件。</w:t>
+        <w:t>：PC 推流已接进主线并与文件源验过等价；下一步是把</w:t>
+      </w:r>
+    </w:p>
+    <w:p>
+      <w:pPr>
+        <w:spacing w:after="120"/>
+        <w:ind w:firstLine="0"/>
+      </w:pPr>
+      <w:r>
+        <w:rPr>
+          <w:rFonts w:ascii="Consolas" w:hAnsi="Consolas" w:eastAsia="Consolas"/>
+          <w:sz w:val="20"/>
+        </w:rPr>
+        <w:t>--camera</w:t>
+      </w:r>
+      <w:r>
+        <w:rPr>
+          <w:rFonts w:ascii="微软雅黑" w:hAnsi="微软雅黑" w:eastAsia="微软雅黑"/>
+          <w:b w:val="0"/>
+          <w:sz w:val="21"/>
+        </w:rPr>
+        <w:t xml:space="preserve"> 实时源与长时段传输的丢帧/超时行为纳入验收。</w:t>
       </w:r>
     </w:p>
     <w:p>
